--- a/Anotações.docx
+++ b/Anotações.docx
@@ -73,8 +73,13 @@
           <w:numId w:val="1"/>
         </w:numPr>
       </w:pPr>
-      <w:r>
-        <w:t xml:space="preserve">limpar remove </w:t>
+      <w:proofErr w:type="gramStart"/>
+      <w:r>
+        <w:t>limpar</w:t>
+      </w:r>
+      <w:proofErr w:type="gramEnd"/>
+      <w:r>
+        <w:t xml:space="preserve"> remove </w:t>
       </w:r>
       <w:proofErr w:type="spellStart"/>
       <w:r>
@@ -83,10 +88,31 @@
       <w:proofErr w:type="spellEnd"/>
       <w:r>
         <w:t xml:space="preserve"> estranhos</w:t>
+      </w:r>
+    </w:p>
+    <w:p>
+      <w:r>
+        <w:t>Linguagem M x Funções DAX</w:t>
+      </w:r>
+    </w:p>
+    <w:p>
+      <w:r>
+        <w:t>Linguagem M é a linguagem do Power Query, nível avançado</w:t>
+      </w:r>
+    </w:p>
+    <w:p>
+      <w:r>
+        <w:t xml:space="preserve">Funções DAX é similar ao </w:t>
+      </w:r>
+      <w:proofErr w:type="spellStart"/>
+      <w:r>
+        <w:t>excel</w:t>
       </w:r>
       <w:bookmarkStart w:id="0" w:name="_GoBack"/>
       <w:bookmarkEnd w:id="0"/>
-    </w:p>
+      <w:proofErr w:type="spellEnd"/>
+    </w:p>
+    <w:p/>
     <w:sectPr>
       <w:pgSz w:w="11906" w:h="16838"/>
       <w:pgMar w:top="1417" w:right="1701" w:bottom="1417" w:left="1701" w:header="708" w:footer="708" w:gutter="0"/>

--- a/Anotações.docx
+++ b/Anotações.docx
@@ -1,6 +1,6 @@
 
 <file path=word/document.xml><?xml version="1.0" encoding="utf-8"?>
-<w:document xmlns:wpc="http://schemas.microsoft.com/office/word/2010/wordprocessingCanvas" xmlns:mc="http://schemas.openxmlformats.org/markup-compatibility/2006" xmlns:o="urn:schemas-microsoft-com:office:office" xmlns:r="http://schemas.openxmlformats.org/officeDocument/2006/relationships" xmlns:m="http://schemas.openxmlformats.org/officeDocument/2006/math" xmlns:v="urn:schemas-microsoft-com:vml" xmlns:wp14="http://schemas.microsoft.com/office/word/2010/wordprocessingDrawing" xmlns:wp="http://schemas.openxmlformats.org/drawingml/2006/wordprocessingDrawing" xmlns:w10="urn:schemas-microsoft-com:office:word" xmlns:w="http://schemas.openxmlformats.org/wordprocessingml/2006/main" xmlns:w14="http://schemas.microsoft.com/office/word/2010/wordml" xmlns:w15="http://schemas.microsoft.com/office/word/2012/wordml" xmlns:wpg="http://schemas.microsoft.com/office/word/2010/wordprocessingGroup" xmlns:wpi="http://schemas.microsoft.com/office/word/2010/wordprocessingInk" xmlns:wne="http://schemas.microsoft.com/office/word/2006/wordml" xmlns:wps="http://schemas.microsoft.com/office/word/2010/wordprocessingShape" mc:Ignorable="w14 w15 wp14">
+<w:document xmlns:wpc="http://schemas.microsoft.com/office/word/2010/wordprocessingCanvas" xmlns:cx="http://schemas.microsoft.com/office/drawing/2014/chartex" xmlns:cx1="http://schemas.microsoft.com/office/drawing/2015/9/8/chartex" xmlns:cx2="http://schemas.microsoft.com/office/drawing/2015/10/21/chartex" xmlns:cx3="http://schemas.microsoft.com/office/drawing/2016/5/9/chartex" xmlns:cx4="http://schemas.microsoft.com/office/drawing/2016/5/10/chartex" xmlns:cx5="http://schemas.microsoft.com/office/drawing/2016/5/11/chartex" xmlns:cx6="http://schemas.microsoft.com/office/drawing/2016/5/12/chartex" xmlns:cx7="http://schemas.microsoft.com/office/drawing/2016/5/13/chartex" xmlns:cx8="http://schemas.microsoft.com/office/drawing/2016/5/14/chartex" xmlns:mc="http://schemas.openxmlformats.org/markup-compatibility/2006" xmlns:aink="http://schemas.microsoft.com/office/drawing/2016/ink" xmlns:am3d="http://schemas.microsoft.com/office/drawing/2017/model3d" xmlns:o="urn:schemas-microsoft-com:office:office" xmlns:oel="http://schemas.microsoft.com/office/2019/extlst" xmlns:r="http://schemas.openxmlformats.org/officeDocument/2006/relationships" xmlns:m="http://schemas.openxmlformats.org/officeDocument/2006/math" xmlns:v="urn:schemas-microsoft-com:vml" xmlns:wp14="http://schemas.microsoft.com/office/word/2010/wordprocessingDrawing" xmlns:wp="http://schemas.openxmlformats.org/drawingml/2006/wordprocessingDrawing" xmlns:w10="urn:schemas-microsoft-com:office:word" xmlns:w="http://schemas.openxmlformats.org/wordprocessingml/2006/main" xmlns:w14="http://schemas.microsoft.com/office/word/2010/wordml" xmlns:w15="http://schemas.microsoft.com/office/word/2012/wordml" xmlns:w16cex="http://schemas.microsoft.com/office/word/2018/wordml/cex" xmlns:w16cid="http://schemas.microsoft.com/office/word/2016/wordml/cid" xmlns:w16="http://schemas.microsoft.com/office/word/2018/wordml" xmlns:w16du="http://schemas.microsoft.com/office/word/2023/wordml/word16du" xmlns:w16sdtdh="http://schemas.microsoft.com/office/word/2020/wordml/sdtdatahash" xmlns:w16sdtfl="http://schemas.microsoft.com/office/word/2024/wordml/sdtformatlock" xmlns:w16se="http://schemas.microsoft.com/office/word/2015/wordml/symex" xmlns:wpg="http://schemas.microsoft.com/office/word/2010/wordprocessingGroup" xmlns:wpi="http://schemas.microsoft.com/office/word/2010/wordprocessingInk" xmlns:wne="http://schemas.microsoft.com/office/word/2006/wordml" xmlns:wps="http://schemas.microsoft.com/office/word/2010/wordprocessingShape" mc:Ignorable="w14 w15 w16se w16cid w16 w16cex w16sdtdh w16sdtfl w16du wp14">
   <w:body>
     <w:p>
       <w:r>
@@ -56,13 +56,8 @@
           <w:numId w:val="1"/>
         </w:numPr>
       </w:pPr>
-      <w:proofErr w:type="gramStart"/>
-      <w:r>
-        <w:t>cortar</w:t>
-      </w:r>
-      <w:proofErr w:type="gramEnd"/>
-      <w:r>
-        <w:t xml:space="preserve"> remove os espaços em branco</w:t>
+      <w:r>
+        <w:t>cortar remove os espaços em branco</w:t>
       </w:r>
     </w:p>
     <w:p>
@@ -73,46 +68,580 @@
           <w:numId w:val="1"/>
         </w:numPr>
       </w:pPr>
+      <w:r>
+        <w:t xml:space="preserve">limpar remove </w:t>
+      </w:r>
+      <w:proofErr w:type="spellStart"/>
+      <w:r>
+        <w:t>caracter</w:t>
+      </w:r>
+      <w:proofErr w:type="spellEnd"/>
+      <w:r>
+        <w:t xml:space="preserve"> estranhos</w:t>
+      </w:r>
+    </w:p>
+    <w:p>
+      <w:r>
+        <w:t>Linguagem M x Funções DAX</w:t>
+      </w:r>
+    </w:p>
+    <w:p>
+      <w:r>
+        <w:t>Linguagem M é a linguagem do Power Query, nível avançado</w:t>
+      </w:r>
+    </w:p>
+    <w:p>
+      <w:r>
+        <w:t xml:space="preserve">Funções DAX é similar ao </w:t>
+      </w:r>
+      <w:proofErr w:type="spellStart"/>
+      <w:r>
+        <w:t>excel</w:t>
+      </w:r>
+      <w:proofErr w:type="spellEnd"/>
+    </w:p>
+    <w:p>
+      <w:r>
+        <w:br w:type="page"/>
+      </w:r>
+    </w:p>
+    <w:p>
+      <w:pPr>
+        <w:rPr>
+          <w:b/>
+          <w:bCs/>
+        </w:rPr>
+      </w:pPr>
+      <w:r>
+        <w:rPr>
+          <w:b/>
+          <w:bCs/>
+        </w:rPr>
+        <w:lastRenderedPageBreak/>
+        <w:t>Marketing</w:t>
+      </w:r>
+    </w:p>
+    <w:p>
+      <w:pPr>
+        <w:pStyle w:val="PargrafodaLista"/>
+        <w:numPr>
+          <w:ilvl w:val="0"/>
+          <w:numId w:val="2"/>
+        </w:numPr>
+      </w:pPr>
+      <w:r>
+        <w:t>Taxa de conversão: A proporção de visitantes do site que realizam uma ação desejada,</w:t>
+      </w:r>
+      <w:r>
+        <w:t xml:space="preserve"> </w:t>
+      </w:r>
+      <w:r>
+        <w:t>como comprar um produto ou preencher um formulário de contato.</w:t>
+      </w:r>
+    </w:p>
+    <w:p>
+      <w:pPr>
+        <w:pStyle w:val="PargrafodaLista"/>
+        <w:numPr>
+          <w:ilvl w:val="0"/>
+          <w:numId w:val="2"/>
+        </w:numPr>
+      </w:pPr>
       <w:proofErr w:type="gramStart"/>
       <w:r>
-        <w:t>limpar</w:t>
+        <w:t>Taxa  de</w:t>
       </w:r>
       <w:proofErr w:type="gramEnd"/>
       <w:r>
-        <w:t xml:space="preserve"> remove </w:t>
+        <w:t xml:space="preserve">  </w:t>
+      </w:r>
+      <w:proofErr w:type="gramStart"/>
+      <w:r>
+        <w:t>retenção  do</w:t>
+      </w:r>
+      <w:proofErr w:type="gramEnd"/>
+      <w:r>
+        <w:t xml:space="preserve">  cliente: A proporção de clientes que compram de uma empresa </w:t>
+      </w:r>
+    </w:p>
+    <w:p>
+      <w:r>
+        <w:t>novamente.</w:t>
+      </w:r>
+    </w:p>
+    <w:p>
+      <w:pPr>
+        <w:pStyle w:val="PargrafodaLista"/>
+        <w:numPr>
+          <w:ilvl w:val="0"/>
+          <w:numId w:val="3"/>
+        </w:numPr>
+      </w:pPr>
+      <w:r>
+        <w:t>Custo por aquisição de cliente (CAC):</w:t>
+      </w:r>
+      <w:r>
+        <w:t xml:space="preserve"> </w:t>
+      </w:r>
+      <w:r>
+        <w:t>O custo total de adquirir um novo cliente, incluindo despesas com publicidade e marketing.</w:t>
+      </w:r>
+    </w:p>
+    <w:p>
+      <w:pPr>
+        <w:pStyle w:val="PargrafodaLista"/>
+        <w:numPr>
+          <w:ilvl w:val="0"/>
+          <w:numId w:val="3"/>
+        </w:numPr>
+      </w:pPr>
+      <w:r>
+        <w:t>Retorno sobre investimento (ROI):</w:t>
+      </w:r>
+      <w:r>
+        <w:t xml:space="preserve"> </w:t>
+      </w:r>
+      <w:r>
+        <w:t>O lucro ou prejuízo obtido em relação ao investimento feito em uma campanha de marketing.</w:t>
+      </w:r>
+    </w:p>
+    <w:p>
+      <w:pPr>
+        <w:pStyle w:val="PargrafodaLista"/>
+        <w:numPr>
+          <w:ilvl w:val="0"/>
+          <w:numId w:val="3"/>
+        </w:numPr>
+      </w:pPr>
+      <w:r>
+        <w:t xml:space="preserve">Conscientização da marca: </w:t>
+      </w:r>
+      <w:r>
+        <w:t xml:space="preserve"> </w:t>
+      </w:r>
+      <w:r>
+        <w:t>A medida da familiaridade e reconhecimento da marca entre o público-alvo.</w:t>
+      </w:r>
+    </w:p>
+    <w:p>
+      <w:pPr>
+        <w:pStyle w:val="PargrafodaLista"/>
+        <w:numPr>
+          <w:ilvl w:val="0"/>
+          <w:numId w:val="3"/>
+        </w:numPr>
+      </w:pPr>
+      <w:r>
+        <w:t>Engajamento:</w:t>
+      </w:r>
+      <w:r>
+        <w:t xml:space="preserve"> </w:t>
+      </w:r>
+      <w:r>
+        <w:t>A medida da interação dos usuários com conteúdo, campanhas e canais de marketing.</w:t>
+      </w:r>
+    </w:p>
+    <w:p>
+      <w:pPr>
+        <w:pStyle w:val="PargrafodaLista"/>
+        <w:numPr>
+          <w:ilvl w:val="0"/>
+          <w:numId w:val="3"/>
+        </w:numPr>
+      </w:pPr>
+      <w:proofErr w:type="gramStart"/>
+      <w:r>
+        <w:t>Net  Promoter</w:t>
+      </w:r>
+      <w:proofErr w:type="gramEnd"/>
+      <w:r>
+        <w:t xml:space="preserve">  </w:t>
+      </w:r>
+      <w:proofErr w:type="gramStart"/>
+      <w:r>
+        <w:t>Score  (</w:t>
+      </w:r>
+      <w:proofErr w:type="gramEnd"/>
+      <w:r>
+        <w:t>NPS):</w:t>
+      </w:r>
+      <w:r>
+        <w:t xml:space="preserve"> </w:t>
+      </w:r>
+      <w:proofErr w:type="gramStart"/>
+      <w:r>
+        <w:t>Uma  medida</w:t>
+      </w:r>
+      <w:proofErr w:type="gramEnd"/>
+      <w:r>
+        <w:t xml:space="preserve">  </w:t>
+      </w:r>
+      <w:proofErr w:type="gramStart"/>
+      <w:r>
+        <w:t>da  lealdade</w:t>
+      </w:r>
+      <w:proofErr w:type="gramEnd"/>
+      <w:r>
+        <w:t xml:space="preserve">  </w:t>
+      </w:r>
+      <w:proofErr w:type="gramStart"/>
+      <w:r>
+        <w:t>dos  clientes,  baseada</w:t>
+      </w:r>
+      <w:proofErr w:type="gramEnd"/>
+      <w:r>
+        <w:t xml:space="preserve">  </w:t>
+      </w:r>
+      <w:proofErr w:type="gramStart"/>
+      <w:r>
+        <w:t>em  sua</w:t>
+      </w:r>
+      <w:proofErr w:type="gramEnd"/>
+      <w:r>
+        <w:t xml:space="preserve"> disposição para recomendar uma empresa ou produto para outras pessoas.</w:t>
+      </w:r>
+    </w:p>
+    <w:p>
+      <w:pPr>
+        <w:pStyle w:val="PargrafodaLista"/>
+        <w:numPr>
+          <w:ilvl w:val="0"/>
+          <w:numId w:val="3"/>
+        </w:numPr>
+      </w:pPr>
+      <w:r>
+        <w:t>Tráfego do website: Número de visitas no website.</w:t>
+      </w:r>
+    </w:p>
+    <w:p/>
+    <w:p>
+      <w:r>
+        <w:t>Visão cliente trabalhamos com uma variável</w:t>
+      </w:r>
+    </w:p>
+    <w:p>
+      <w:r>
+        <w:t>Visão de comportamento de gastos trabalhamos com 2 variáveis</w:t>
+      </w:r>
+    </w:p>
+    <w:p>
+      <w:r>
+        <w:br w:type="page"/>
+      </w:r>
+    </w:p>
+    <w:p>
+      <w:pPr>
+        <w:rPr>
+          <w:b/>
+          <w:bCs/>
+        </w:rPr>
+      </w:pPr>
+      <w:r>
+        <w:rPr>
+          <w:b/>
+          <w:bCs/>
+        </w:rPr>
+        <w:lastRenderedPageBreak/>
+        <w:t>Comercial</w:t>
+      </w:r>
+    </w:p>
+    <w:p>
+      <w:r>
+        <w:t>A</w:t>
+      </w:r>
+      <w:r>
+        <w:t xml:space="preserve">lguns dos KPIs mais comuns </w:t>
+      </w:r>
+      <w:r>
+        <w:t xml:space="preserve">na área </w:t>
       </w:r>
       <w:proofErr w:type="spellStart"/>
       <w:r>
-        <w:t>caracter</w:t>
+        <w:t>comercail</w:t>
       </w:r>
       <w:proofErr w:type="spellEnd"/>
       <w:r>
-        <w:t xml:space="preserve"> estranhos</w:t>
-      </w:r>
-    </w:p>
-    <w:p>
-      <w:r>
-        <w:t>Linguagem M x Funções DAX</w:t>
-      </w:r>
-    </w:p>
-    <w:p>
-      <w:r>
-        <w:t>Linguagem M é a linguagem do Power Query, nível avançado</w:t>
-      </w:r>
-    </w:p>
-    <w:p>
-      <w:r>
-        <w:t xml:space="preserve">Funções DAX é similar ao </w:t>
-      </w:r>
-      <w:proofErr w:type="spellStart"/>
-      <w:r>
-        <w:t>excel</w:t>
-      </w:r>
-      <w:bookmarkStart w:id="0" w:name="_GoBack"/>
-      <w:bookmarkEnd w:id="0"/>
-      <w:proofErr w:type="spellEnd"/>
-    </w:p>
-    <w:p/>
+        <w:t>:</w:t>
+      </w:r>
+    </w:p>
+    <w:p>
+      <w:pPr>
+        <w:pStyle w:val="PargrafodaLista"/>
+        <w:numPr>
+          <w:ilvl w:val="0"/>
+          <w:numId w:val="4"/>
+        </w:numPr>
+      </w:pPr>
+      <w:r>
+        <w:rPr>
+          <w:b/>
+          <w:bCs/>
+        </w:rPr>
+        <w:t>Volume de vendas:</w:t>
+      </w:r>
+      <w:r>
+        <w:t xml:space="preserve"> quantidade de produtos ou serviços vendidos.</w:t>
+      </w:r>
+    </w:p>
+    <w:p>
+      <w:pPr>
+        <w:pStyle w:val="PargrafodaLista"/>
+        <w:numPr>
+          <w:ilvl w:val="0"/>
+          <w:numId w:val="4"/>
+        </w:numPr>
+      </w:pPr>
+      <w:r>
+        <w:rPr>
+          <w:b/>
+          <w:bCs/>
+        </w:rPr>
+        <w:t>Ticket médio:</w:t>
+      </w:r>
+      <w:r>
+        <w:t xml:space="preserve"> valor médio das vendas por transação.</w:t>
+      </w:r>
+    </w:p>
+    <w:p>
+      <w:pPr>
+        <w:pStyle w:val="PargrafodaLista"/>
+        <w:numPr>
+          <w:ilvl w:val="0"/>
+          <w:numId w:val="4"/>
+        </w:numPr>
+      </w:pPr>
+      <w:proofErr w:type="gramStart"/>
+      <w:r>
+        <w:rPr>
+          <w:b/>
+          <w:bCs/>
+        </w:rPr>
+        <w:t>Taxa  de</w:t>
+      </w:r>
+      <w:proofErr w:type="gramEnd"/>
+      <w:r>
+        <w:rPr>
+          <w:b/>
+          <w:bCs/>
+        </w:rPr>
+        <w:t xml:space="preserve">  conversão:</w:t>
+      </w:r>
+      <w:r>
+        <w:t xml:space="preserve">  </w:t>
+      </w:r>
+      <w:proofErr w:type="gramStart"/>
+      <w:r>
+        <w:t>proporção  de</w:t>
+      </w:r>
+      <w:proofErr w:type="gramEnd"/>
+      <w:r>
+        <w:t xml:space="preserve">  </w:t>
+      </w:r>
+      <w:proofErr w:type="gramStart"/>
+      <w:r>
+        <w:t>visitantes  do</w:t>
+      </w:r>
+      <w:proofErr w:type="gramEnd"/>
+      <w:r>
+        <w:t xml:space="preserve">  </w:t>
+      </w:r>
+      <w:proofErr w:type="gramStart"/>
+      <w:r>
+        <w:t>site  ou</w:t>
+      </w:r>
+      <w:proofErr w:type="gramEnd"/>
+      <w:r>
+        <w:t xml:space="preserve">  </w:t>
+      </w:r>
+      <w:proofErr w:type="gramStart"/>
+      <w:r>
+        <w:t>contatos  que</w:t>
+      </w:r>
+      <w:proofErr w:type="gramEnd"/>
+      <w:r>
+        <w:t xml:space="preserve">  </w:t>
+      </w:r>
+      <w:proofErr w:type="gramStart"/>
+      <w:r>
+        <w:t>se  tornam</w:t>
+      </w:r>
+      <w:proofErr w:type="gramEnd"/>
+    </w:p>
+    <w:p>
+      <w:r>
+        <w:t>clientes.</w:t>
+      </w:r>
+    </w:p>
+    <w:p>
+      <w:pPr>
+        <w:pStyle w:val="PargrafodaLista"/>
+        <w:numPr>
+          <w:ilvl w:val="0"/>
+          <w:numId w:val="5"/>
+        </w:numPr>
+      </w:pPr>
+      <w:proofErr w:type="gramStart"/>
+      <w:r>
+        <w:rPr>
+          <w:b/>
+          <w:bCs/>
+        </w:rPr>
+        <w:t>Ciclo  de</w:t>
+      </w:r>
+      <w:proofErr w:type="gramEnd"/>
+      <w:r>
+        <w:rPr>
+          <w:b/>
+          <w:bCs/>
+        </w:rPr>
+        <w:t xml:space="preserve">  vendas:</w:t>
+      </w:r>
+      <w:r>
+        <w:t xml:space="preserve"> tempo médio que leva para fechar uma venda, desde o primeiro</w:t>
+      </w:r>
+    </w:p>
+    <w:p>
+      <w:r>
+        <w:t>contato com o cliente até o fechamento.</w:t>
+      </w:r>
+    </w:p>
+    <w:p>
+      <w:pPr>
+        <w:pStyle w:val="PargrafodaLista"/>
+        <w:numPr>
+          <w:ilvl w:val="0"/>
+          <w:numId w:val="5"/>
+        </w:numPr>
+      </w:pPr>
+      <w:proofErr w:type="gramStart"/>
+      <w:r>
+        <w:rPr>
+          <w:b/>
+          <w:bCs/>
+        </w:rPr>
+        <w:t>Retenção  de</w:t>
+      </w:r>
+      <w:proofErr w:type="gramEnd"/>
+      <w:r>
+        <w:rPr>
+          <w:b/>
+          <w:bCs/>
+        </w:rPr>
+        <w:t xml:space="preserve">  clientes:</w:t>
+      </w:r>
+      <w:r>
+        <w:t xml:space="preserve">  </w:t>
+      </w:r>
+      <w:proofErr w:type="gramStart"/>
+      <w:r>
+        <w:t>taxa  de</w:t>
+      </w:r>
+      <w:proofErr w:type="gramEnd"/>
+      <w:r>
+        <w:t xml:space="preserve">  </w:t>
+      </w:r>
+      <w:proofErr w:type="gramStart"/>
+      <w:r>
+        <w:t>clientes  que</w:t>
+      </w:r>
+      <w:proofErr w:type="gramEnd"/>
+      <w:r>
+        <w:t xml:space="preserve">  </w:t>
+      </w:r>
+      <w:proofErr w:type="gramStart"/>
+      <w:r>
+        <w:t>compram  novamente</w:t>
+      </w:r>
+      <w:proofErr w:type="gramEnd"/>
+      <w:r>
+        <w:t xml:space="preserve">  </w:t>
+      </w:r>
+      <w:proofErr w:type="gramStart"/>
+      <w:r>
+        <w:t>após  a</w:t>
+      </w:r>
+      <w:proofErr w:type="gramEnd"/>
+      <w:r>
+        <w:t xml:space="preserve">  primeira</w:t>
+      </w:r>
+    </w:p>
+    <w:p>
+      <w:r>
+        <w:t>compra.</w:t>
+      </w:r>
+    </w:p>
+    <w:p>
+      <w:pPr>
+        <w:pStyle w:val="PargrafodaLista"/>
+        <w:numPr>
+          <w:ilvl w:val="0"/>
+          <w:numId w:val="5"/>
+        </w:numPr>
+      </w:pPr>
+      <w:r>
+        <w:rPr>
+          <w:b/>
+          <w:bCs/>
+        </w:rPr>
+        <w:t>Lucratividade:</w:t>
+      </w:r>
+      <w:r>
+        <w:t xml:space="preserve"> receita líquida obtida pela venda de produtos ou serviços, descontados</w:t>
+      </w:r>
+    </w:p>
+    <w:p>
+      <w:r>
+        <w:t>os custos.</w:t>
+      </w:r>
+    </w:p>
+    <w:p>
+      <w:pPr>
+        <w:pStyle w:val="PargrafodaLista"/>
+        <w:numPr>
+          <w:ilvl w:val="0"/>
+          <w:numId w:val="5"/>
+        </w:numPr>
+      </w:pPr>
+      <w:r>
+        <w:rPr>
+          <w:b/>
+          <w:bCs/>
+        </w:rPr>
+        <w:t>Produtividade da equipe de vendas:</w:t>
+      </w:r>
+      <w:r>
+        <w:t xml:space="preserve"> quantidade de vendas realizadas por vendedor</w:t>
+      </w:r>
+    </w:p>
+    <w:p>
+      <w:r>
+        <w:t>por período.</w:t>
+      </w:r>
+    </w:p>
+    <w:p>
+      <w:pPr>
+        <w:pStyle w:val="PargrafodaLista"/>
+        <w:numPr>
+          <w:ilvl w:val="0"/>
+          <w:numId w:val="5"/>
+        </w:numPr>
+      </w:pPr>
+      <w:r>
+        <w:rPr>
+          <w:b/>
+          <w:bCs/>
+        </w:rPr>
+        <w:t>Satisfação do cliente:</w:t>
+      </w:r>
+      <w:r>
+        <w:t xml:space="preserve"> medida da satisfação dos clientes com a empresa, produtos e</w:t>
+      </w:r>
+    </w:p>
+    <w:p>
+      <w:r>
+        <w:t>serviços oferecidos.</w:t>
+      </w:r>
+    </w:p>
     <w:sectPr>
       <w:pgSz w:w="11906" w:h="16838"/>
       <w:pgMar w:top="1417" w:right="1701" w:bottom="1417" w:left="1701" w:header="708" w:footer="708" w:gutter="0"/>
@@ -124,8 +653,347 @@
 </file>
 
 <file path=word/numbering.xml><?xml version="1.0" encoding="utf-8"?>
-<w:numbering xmlns:wpc="http://schemas.microsoft.com/office/word/2010/wordprocessingCanvas" xmlns:mc="http://schemas.openxmlformats.org/markup-compatibility/2006" xmlns:o="urn:schemas-microsoft-com:office:office" xmlns:r="http://schemas.openxmlformats.org/officeDocument/2006/relationships" xmlns:m="http://schemas.openxmlformats.org/officeDocument/2006/math" xmlns:v="urn:schemas-microsoft-com:vml" xmlns:wp14="http://schemas.microsoft.com/office/word/2010/wordprocessingDrawing" xmlns:wp="http://schemas.openxmlformats.org/drawingml/2006/wordprocessingDrawing" xmlns:w10="urn:schemas-microsoft-com:office:word" xmlns:w="http://schemas.openxmlformats.org/wordprocessingml/2006/main" xmlns:w14="http://schemas.microsoft.com/office/word/2010/wordml" xmlns:w15="http://schemas.microsoft.com/office/word/2012/wordml" xmlns:wpg="http://schemas.microsoft.com/office/word/2010/wordprocessingGroup" xmlns:wpi="http://schemas.microsoft.com/office/word/2010/wordprocessingInk" xmlns:wne="http://schemas.microsoft.com/office/word/2006/wordml" xmlns:wps="http://schemas.microsoft.com/office/word/2010/wordprocessingShape" mc:Ignorable="w14 w15 wp14">
-  <w:abstractNum w:abstractNumId="0">
+<w:numbering xmlns:wpc="http://schemas.microsoft.com/office/word/2010/wordprocessingCanvas" xmlns:cx="http://schemas.microsoft.com/office/drawing/2014/chartex" xmlns:cx1="http://schemas.microsoft.com/office/drawing/2015/9/8/chartex" xmlns:cx2="http://schemas.microsoft.com/office/drawing/2015/10/21/chartex" xmlns:cx3="http://schemas.microsoft.com/office/drawing/2016/5/9/chartex" xmlns:cx4="http://schemas.microsoft.com/office/drawing/2016/5/10/chartex" xmlns:cx5="http://schemas.microsoft.com/office/drawing/2016/5/11/chartex" xmlns:cx6="http://schemas.microsoft.com/office/drawing/2016/5/12/chartex" xmlns:cx7="http://schemas.microsoft.com/office/drawing/2016/5/13/chartex" xmlns:cx8="http://schemas.microsoft.com/office/drawing/2016/5/14/chartex" xmlns:mc="http://schemas.openxmlformats.org/markup-compatibility/2006" xmlns:aink="http://schemas.microsoft.com/office/drawing/2016/ink" xmlns:am3d="http://schemas.microsoft.com/office/drawing/2017/model3d" xmlns:o="urn:schemas-microsoft-com:office:office" xmlns:oel="http://schemas.microsoft.com/office/2019/extlst" xmlns:r="http://schemas.openxmlformats.org/officeDocument/2006/relationships" xmlns:m="http://schemas.openxmlformats.org/officeDocument/2006/math" xmlns:v="urn:schemas-microsoft-com:vml" xmlns:wp14="http://schemas.microsoft.com/office/word/2010/wordprocessingDrawing" xmlns:wp="http://schemas.openxmlformats.org/drawingml/2006/wordprocessingDrawing" xmlns:w10="urn:schemas-microsoft-com:office:word" xmlns:w="http://schemas.openxmlformats.org/wordprocessingml/2006/main" xmlns:w14="http://schemas.microsoft.com/office/word/2010/wordml" xmlns:w15="http://schemas.microsoft.com/office/word/2012/wordml" xmlns:w16cex="http://schemas.microsoft.com/office/word/2018/wordml/cex" xmlns:w16cid="http://schemas.microsoft.com/office/word/2016/wordml/cid" xmlns:w16="http://schemas.microsoft.com/office/word/2018/wordml" xmlns:w16du="http://schemas.microsoft.com/office/word/2023/wordml/word16du" xmlns:w16sdtdh="http://schemas.microsoft.com/office/word/2020/wordml/sdtdatahash" xmlns:w16sdtfl="http://schemas.microsoft.com/office/word/2024/wordml/sdtformatlock" xmlns:w16se="http://schemas.microsoft.com/office/word/2015/wordml/symex" xmlns:wpg="http://schemas.microsoft.com/office/word/2010/wordprocessingGroup" xmlns:wpi="http://schemas.microsoft.com/office/word/2010/wordprocessingInk" xmlns:wne="http://schemas.microsoft.com/office/word/2006/wordml" xmlns:wps="http://schemas.microsoft.com/office/word/2010/wordprocessingShape" mc:Ignorable="w14 w15 w16se w16cid w16 w16cex w16sdtdh w16sdtfl w16du wp14">
+  <w:abstractNum w:abstractNumId="0" w15:restartNumberingAfterBreak="0">
+    <w:nsid w:val="057F0EBA"/>
+    <w:multiLevelType w:val="hybridMultilevel"/>
+    <w:tmpl w:val="7212B170"/>
+    <w:lvl w:ilvl="0" w:tplc="04160001">
+      <w:start w:val="1"/>
+      <w:numFmt w:val="bullet"/>
+      <w:lvlText w:val=""/>
+      <w:lvlJc w:val="left"/>
+      <w:pPr>
+        <w:ind w:left="720" w:hanging="360"/>
+      </w:pPr>
+      <w:rPr>
+        <w:rFonts w:ascii="Symbol" w:hAnsi="Symbol" w:hint="default"/>
+      </w:rPr>
+    </w:lvl>
+    <w:lvl w:ilvl="1" w:tplc="04160003" w:tentative="1">
+      <w:start w:val="1"/>
+      <w:numFmt w:val="bullet"/>
+      <w:lvlText w:val="o"/>
+      <w:lvlJc w:val="left"/>
+      <w:pPr>
+        <w:ind w:left="1440" w:hanging="360"/>
+      </w:pPr>
+      <w:rPr>
+        <w:rFonts w:ascii="Courier New" w:hAnsi="Courier New" w:cs="Courier New" w:hint="default"/>
+      </w:rPr>
+    </w:lvl>
+    <w:lvl w:ilvl="2" w:tplc="04160005" w:tentative="1">
+      <w:start w:val="1"/>
+      <w:numFmt w:val="bullet"/>
+      <w:lvlText w:val=""/>
+      <w:lvlJc w:val="left"/>
+      <w:pPr>
+        <w:ind w:left="2160" w:hanging="360"/>
+      </w:pPr>
+      <w:rPr>
+        <w:rFonts w:ascii="Wingdings" w:hAnsi="Wingdings" w:hint="default"/>
+      </w:rPr>
+    </w:lvl>
+    <w:lvl w:ilvl="3" w:tplc="04160001" w:tentative="1">
+      <w:start w:val="1"/>
+      <w:numFmt w:val="bullet"/>
+      <w:lvlText w:val=""/>
+      <w:lvlJc w:val="left"/>
+      <w:pPr>
+        <w:ind w:left="2880" w:hanging="360"/>
+      </w:pPr>
+      <w:rPr>
+        <w:rFonts w:ascii="Symbol" w:hAnsi="Symbol" w:hint="default"/>
+      </w:rPr>
+    </w:lvl>
+    <w:lvl w:ilvl="4" w:tplc="04160003" w:tentative="1">
+      <w:start w:val="1"/>
+      <w:numFmt w:val="bullet"/>
+      <w:lvlText w:val="o"/>
+      <w:lvlJc w:val="left"/>
+      <w:pPr>
+        <w:ind w:left="3600" w:hanging="360"/>
+      </w:pPr>
+      <w:rPr>
+        <w:rFonts w:ascii="Courier New" w:hAnsi="Courier New" w:cs="Courier New" w:hint="default"/>
+      </w:rPr>
+    </w:lvl>
+    <w:lvl w:ilvl="5" w:tplc="04160005" w:tentative="1">
+      <w:start w:val="1"/>
+      <w:numFmt w:val="bullet"/>
+      <w:lvlText w:val=""/>
+      <w:lvlJc w:val="left"/>
+      <w:pPr>
+        <w:ind w:left="4320" w:hanging="360"/>
+      </w:pPr>
+      <w:rPr>
+        <w:rFonts w:ascii="Wingdings" w:hAnsi="Wingdings" w:hint="default"/>
+      </w:rPr>
+    </w:lvl>
+    <w:lvl w:ilvl="6" w:tplc="04160001" w:tentative="1">
+      <w:start w:val="1"/>
+      <w:numFmt w:val="bullet"/>
+      <w:lvlText w:val=""/>
+      <w:lvlJc w:val="left"/>
+      <w:pPr>
+        <w:ind w:left="5040" w:hanging="360"/>
+      </w:pPr>
+      <w:rPr>
+        <w:rFonts w:ascii="Symbol" w:hAnsi="Symbol" w:hint="default"/>
+      </w:rPr>
+    </w:lvl>
+    <w:lvl w:ilvl="7" w:tplc="04160003" w:tentative="1">
+      <w:start w:val="1"/>
+      <w:numFmt w:val="bullet"/>
+      <w:lvlText w:val="o"/>
+      <w:lvlJc w:val="left"/>
+      <w:pPr>
+        <w:ind w:left="5760" w:hanging="360"/>
+      </w:pPr>
+      <w:rPr>
+        <w:rFonts w:ascii="Courier New" w:hAnsi="Courier New" w:cs="Courier New" w:hint="default"/>
+      </w:rPr>
+    </w:lvl>
+    <w:lvl w:ilvl="8" w:tplc="04160005" w:tentative="1">
+      <w:start w:val="1"/>
+      <w:numFmt w:val="bullet"/>
+      <w:lvlText w:val=""/>
+      <w:lvlJc w:val="left"/>
+      <w:pPr>
+        <w:ind w:left="6480" w:hanging="360"/>
+      </w:pPr>
+      <w:rPr>
+        <w:rFonts w:ascii="Wingdings" w:hAnsi="Wingdings" w:hint="default"/>
+      </w:rPr>
+    </w:lvl>
+  </w:abstractNum>
+  <w:abstractNum w:abstractNumId="1" w15:restartNumberingAfterBreak="0">
+    <w:nsid w:val="110C3946"/>
+    <w:multiLevelType w:val="hybridMultilevel"/>
+    <w:tmpl w:val="6BEA7EFA"/>
+    <w:lvl w:ilvl="0" w:tplc="04160001">
+      <w:start w:val="1"/>
+      <w:numFmt w:val="bullet"/>
+      <w:lvlText w:val=""/>
+      <w:lvlJc w:val="left"/>
+      <w:pPr>
+        <w:ind w:left="720" w:hanging="360"/>
+      </w:pPr>
+      <w:rPr>
+        <w:rFonts w:ascii="Symbol" w:hAnsi="Symbol" w:hint="default"/>
+      </w:rPr>
+    </w:lvl>
+    <w:lvl w:ilvl="1" w:tplc="04160003" w:tentative="1">
+      <w:start w:val="1"/>
+      <w:numFmt w:val="bullet"/>
+      <w:lvlText w:val="o"/>
+      <w:lvlJc w:val="left"/>
+      <w:pPr>
+        <w:ind w:left="1440" w:hanging="360"/>
+      </w:pPr>
+      <w:rPr>
+        <w:rFonts w:ascii="Courier New" w:hAnsi="Courier New" w:cs="Courier New" w:hint="default"/>
+      </w:rPr>
+    </w:lvl>
+    <w:lvl w:ilvl="2" w:tplc="04160005" w:tentative="1">
+      <w:start w:val="1"/>
+      <w:numFmt w:val="bullet"/>
+      <w:lvlText w:val=""/>
+      <w:lvlJc w:val="left"/>
+      <w:pPr>
+        <w:ind w:left="2160" w:hanging="360"/>
+      </w:pPr>
+      <w:rPr>
+        <w:rFonts w:ascii="Wingdings" w:hAnsi="Wingdings" w:hint="default"/>
+      </w:rPr>
+    </w:lvl>
+    <w:lvl w:ilvl="3" w:tplc="04160001" w:tentative="1">
+      <w:start w:val="1"/>
+      <w:numFmt w:val="bullet"/>
+      <w:lvlText w:val=""/>
+      <w:lvlJc w:val="left"/>
+      <w:pPr>
+        <w:ind w:left="2880" w:hanging="360"/>
+      </w:pPr>
+      <w:rPr>
+        <w:rFonts w:ascii="Symbol" w:hAnsi="Symbol" w:hint="default"/>
+      </w:rPr>
+    </w:lvl>
+    <w:lvl w:ilvl="4" w:tplc="04160003" w:tentative="1">
+      <w:start w:val="1"/>
+      <w:numFmt w:val="bullet"/>
+      <w:lvlText w:val="o"/>
+      <w:lvlJc w:val="left"/>
+      <w:pPr>
+        <w:ind w:left="3600" w:hanging="360"/>
+      </w:pPr>
+      <w:rPr>
+        <w:rFonts w:ascii="Courier New" w:hAnsi="Courier New" w:cs="Courier New" w:hint="default"/>
+      </w:rPr>
+    </w:lvl>
+    <w:lvl w:ilvl="5" w:tplc="04160005" w:tentative="1">
+      <w:start w:val="1"/>
+      <w:numFmt w:val="bullet"/>
+      <w:lvlText w:val=""/>
+      <w:lvlJc w:val="left"/>
+      <w:pPr>
+        <w:ind w:left="4320" w:hanging="360"/>
+      </w:pPr>
+      <w:rPr>
+        <w:rFonts w:ascii="Wingdings" w:hAnsi="Wingdings" w:hint="default"/>
+      </w:rPr>
+    </w:lvl>
+    <w:lvl w:ilvl="6" w:tplc="04160001" w:tentative="1">
+      <w:start w:val="1"/>
+      <w:numFmt w:val="bullet"/>
+      <w:lvlText w:val=""/>
+      <w:lvlJc w:val="left"/>
+      <w:pPr>
+        <w:ind w:left="5040" w:hanging="360"/>
+      </w:pPr>
+      <w:rPr>
+        <w:rFonts w:ascii="Symbol" w:hAnsi="Symbol" w:hint="default"/>
+      </w:rPr>
+    </w:lvl>
+    <w:lvl w:ilvl="7" w:tplc="04160003" w:tentative="1">
+      <w:start w:val="1"/>
+      <w:numFmt w:val="bullet"/>
+      <w:lvlText w:val="o"/>
+      <w:lvlJc w:val="left"/>
+      <w:pPr>
+        <w:ind w:left="5760" w:hanging="360"/>
+      </w:pPr>
+      <w:rPr>
+        <w:rFonts w:ascii="Courier New" w:hAnsi="Courier New" w:cs="Courier New" w:hint="default"/>
+      </w:rPr>
+    </w:lvl>
+    <w:lvl w:ilvl="8" w:tplc="04160005" w:tentative="1">
+      <w:start w:val="1"/>
+      <w:numFmt w:val="bullet"/>
+      <w:lvlText w:val=""/>
+      <w:lvlJc w:val="left"/>
+      <w:pPr>
+        <w:ind w:left="6480" w:hanging="360"/>
+      </w:pPr>
+      <w:rPr>
+        <w:rFonts w:ascii="Wingdings" w:hAnsi="Wingdings" w:hint="default"/>
+      </w:rPr>
+    </w:lvl>
+  </w:abstractNum>
+  <w:abstractNum w:abstractNumId="2" w15:restartNumberingAfterBreak="0">
+    <w:nsid w:val="26CE6CD5"/>
+    <w:multiLevelType w:val="hybridMultilevel"/>
+    <w:tmpl w:val="B842315C"/>
+    <w:lvl w:ilvl="0" w:tplc="04160001">
+      <w:start w:val="1"/>
+      <w:numFmt w:val="bullet"/>
+      <w:lvlText w:val=""/>
+      <w:lvlJc w:val="left"/>
+      <w:pPr>
+        <w:ind w:left="720" w:hanging="360"/>
+      </w:pPr>
+      <w:rPr>
+        <w:rFonts w:ascii="Symbol" w:hAnsi="Symbol" w:hint="default"/>
+      </w:rPr>
+    </w:lvl>
+    <w:lvl w:ilvl="1" w:tplc="04160003" w:tentative="1">
+      <w:start w:val="1"/>
+      <w:numFmt w:val="bullet"/>
+      <w:lvlText w:val="o"/>
+      <w:lvlJc w:val="left"/>
+      <w:pPr>
+        <w:ind w:left="1440" w:hanging="360"/>
+      </w:pPr>
+      <w:rPr>
+        <w:rFonts w:ascii="Courier New" w:hAnsi="Courier New" w:cs="Courier New" w:hint="default"/>
+      </w:rPr>
+    </w:lvl>
+    <w:lvl w:ilvl="2" w:tplc="04160005" w:tentative="1">
+      <w:start w:val="1"/>
+      <w:numFmt w:val="bullet"/>
+      <w:lvlText w:val=""/>
+      <w:lvlJc w:val="left"/>
+      <w:pPr>
+        <w:ind w:left="2160" w:hanging="360"/>
+      </w:pPr>
+      <w:rPr>
+        <w:rFonts w:ascii="Wingdings" w:hAnsi="Wingdings" w:hint="default"/>
+      </w:rPr>
+    </w:lvl>
+    <w:lvl w:ilvl="3" w:tplc="04160001" w:tentative="1">
+      <w:start w:val="1"/>
+      <w:numFmt w:val="bullet"/>
+      <w:lvlText w:val=""/>
+      <w:lvlJc w:val="left"/>
+      <w:pPr>
+        <w:ind w:left="2880" w:hanging="360"/>
+      </w:pPr>
+      <w:rPr>
+        <w:rFonts w:ascii="Symbol" w:hAnsi="Symbol" w:hint="default"/>
+      </w:rPr>
+    </w:lvl>
+    <w:lvl w:ilvl="4" w:tplc="04160003" w:tentative="1">
+      <w:start w:val="1"/>
+      <w:numFmt w:val="bullet"/>
+      <w:lvlText w:val="o"/>
+      <w:lvlJc w:val="left"/>
+      <w:pPr>
+        <w:ind w:left="3600" w:hanging="360"/>
+      </w:pPr>
+      <w:rPr>
+        <w:rFonts w:ascii="Courier New" w:hAnsi="Courier New" w:cs="Courier New" w:hint="default"/>
+      </w:rPr>
+    </w:lvl>
+    <w:lvl w:ilvl="5" w:tplc="04160005" w:tentative="1">
+      <w:start w:val="1"/>
+      <w:numFmt w:val="bullet"/>
+      <w:lvlText w:val=""/>
+      <w:lvlJc w:val="left"/>
+      <w:pPr>
+        <w:ind w:left="4320" w:hanging="360"/>
+      </w:pPr>
+      <w:rPr>
+        <w:rFonts w:ascii="Wingdings" w:hAnsi="Wingdings" w:hint="default"/>
+      </w:rPr>
+    </w:lvl>
+    <w:lvl w:ilvl="6" w:tplc="04160001" w:tentative="1">
+      <w:start w:val="1"/>
+      <w:numFmt w:val="bullet"/>
+      <w:lvlText w:val=""/>
+      <w:lvlJc w:val="left"/>
+      <w:pPr>
+        <w:ind w:left="5040" w:hanging="360"/>
+      </w:pPr>
+      <w:rPr>
+        <w:rFonts w:ascii="Symbol" w:hAnsi="Symbol" w:hint="default"/>
+      </w:rPr>
+    </w:lvl>
+    <w:lvl w:ilvl="7" w:tplc="04160003" w:tentative="1">
+      <w:start w:val="1"/>
+      <w:numFmt w:val="bullet"/>
+      <w:lvlText w:val="o"/>
+      <w:lvlJc w:val="left"/>
+      <w:pPr>
+        <w:ind w:left="5760" w:hanging="360"/>
+      </w:pPr>
+      <w:rPr>
+        <w:rFonts w:ascii="Courier New" w:hAnsi="Courier New" w:cs="Courier New" w:hint="default"/>
+      </w:rPr>
+    </w:lvl>
+    <w:lvl w:ilvl="8" w:tplc="04160005" w:tentative="1">
+      <w:start w:val="1"/>
+      <w:numFmt w:val="bullet"/>
+      <w:lvlText w:val=""/>
+      <w:lvlJc w:val="left"/>
+      <w:pPr>
+        <w:ind w:left="6480" w:hanging="360"/>
+      </w:pPr>
+      <w:rPr>
+        <w:rFonts w:ascii="Wingdings" w:hAnsi="Wingdings" w:hint="default"/>
+      </w:rPr>
+    </w:lvl>
+  </w:abstractNum>
+  <w:abstractNum w:abstractNumId="3" w15:restartNumberingAfterBreak="0">
     <w:nsid w:val="344B5F0B"/>
     <w:multiLevelType w:val="hybridMultilevel"/>
     <w:tmpl w:val="0CC43A96"/>
@@ -237,14 +1105,139 @@
       </w:rPr>
     </w:lvl>
   </w:abstractNum>
-  <w:num w:numId="1">
+  <w:abstractNum w:abstractNumId="4" w15:restartNumberingAfterBreak="0">
+    <w:nsid w:val="70552D86"/>
+    <w:multiLevelType w:val="hybridMultilevel"/>
+    <w:tmpl w:val="BB80B762"/>
+    <w:lvl w:ilvl="0" w:tplc="04160001">
+      <w:start w:val="1"/>
+      <w:numFmt w:val="bullet"/>
+      <w:lvlText w:val=""/>
+      <w:lvlJc w:val="left"/>
+      <w:pPr>
+        <w:ind w:left="720" w:hanging="360"/>
+      </w:pPr>
+      <w:rPr>
+        <w:rFonts w:ascii="Symbol" w:hAnsi="Symbol" w:hint="default"/>
+      </w:rPr>
+    </w:lvl>
+    <w:lvl w:ilvl="1" w:tplc="04160003" w:tentative="1">
+      <w:start w:val="1"/>
+      <w:numFmt w:val="bullet"/>
+      <w:lvlText w:val="o"/>
+      <w:lvlJc w:val="left"/>
+      <w:pPr>
+        <w:ind w:left="1440" w:hanging="360"/>
+      </w:pPr>
+      <w:rPr>
+        <w:rFonts w:ascii="Courier New" w:hAnsi="Courier New" w:cs="Courier New" w:hint="default"/>
+      </w:rPr>
+    </w:lvl>
+    <w:lvl w:ilvl="2" w:tplc="04160005" w:tentative="1">
+      <w:start w:val="1"/>
+      <w:numFmt w:val="bullet"/>
+      <w:lvlText w:val=""/>
+      <w:lvlJc w:val="left"/>
+      <w:pPr>
+        <w:ind w:left="2160" w:hanging="360"/>
+      </w:pPr>
+      <w:rPr>
+        <w:rFonts w:ascii="Wingdings" w:hAnsi="Wingdings" w:hint="default"/>
+      </w:rPr>
+    </w:lvl>
+    <w:lvl w:ilvl="3" w:tplc="04160001" w:tentative="1">
+      <w:start w:val="1"/>
+      <w:numFmt w:val="bullet"/>
+      <w:lvlText w:val=""/>
+      <w:lvlJc w:val="left"/>
+      <w:pPr>
+        <w:ind w:left="2880" w:hanging="360"/>
+      </w:pPr>
+      <w:rPr>
+        <w:rFonts w:ascii="Symbol" w:hAnsi="Symbol" w:hint="default"/>
+      </w:rPr>
+    </w:lvl>
+    <w:lvl w:ilvl="4" w:tplc="04160003" w:tentative="1">
+      <w:start w:val="1"/>
+      <w:numFmt w:val="bullet"/>
+      <w:lvlText w:val="o"/>
+      <w:lvlJc w:val="left"/>
+      <w:pPr>
+        <w:ind w:left="3600" w:hanging="360"/>
+      </w:pPr>
+      <w:rPr>
+        <w:rFonts w:ascii="Courier New" w:hAnsi="Courier New" w:cs="Courier New" w:hint="default"/>
+      </w:rPr>
+    </w:lvl>
+    <w:lvl w:ilvl="5" w:tplc="04160005" w:tentative="1">
+      <w:start w:val="1"/>
+      <w:numFmt w:val="bullet"/>
+      <w:lvlText w:val=""/>
+      <w:lvlJc w:val="left"/>
+      <w:pPr>
+        <w:ind w:left="4320" w:hanging="360"/>
+      </w:pPr>
+      <w:rPr>
+        <w:rFonts w:ascii="Wingdings" w:hAnsi="Wingdings" w:hint="default"/>
+      </w:rPr>
+    </w:lvl>
+    <w:lvl w:ilvl="6" w:tplc="04160001" w:tentative="1">
+      <w:start w:val="1"/>
+      <w:numFmt w:val="bullet"/>
+      <w:lvlText w:val=""/>
+      <w:lvlJc w:val="left"/>
+      <w:pPr>
+        <w:ind w:left="5040" w:hanging="360"/>
+      </w:pPr>
+      <w:rPr>
+        <w:rFonts w:ascii="Symbol" w:hAnsi="Symbol" w:hint="default"/>
+      </w:rPr>
+    </w:lvl>
+    <w:lvl w:ilvl="7" w:tplc="04160003" w:tentative="1">
+      <w:start w:val="1"/>
+      <w:numFmt w:val="bullet"/>
+      <w:lvlText w:val="o"/>
+      <w:lvlJc w:val="left"/>
+      <w:pPr>
+        <w:ind w:left="5760" w:hanging="360"/>
+      </w:pPr>
+      <w:rPr>
+        <w:rFonts w:ascii="Courier New" w:hAnsi="Courier New" w:cs="Courier New" w:hint="default"/>
+      </w:rPr>
+    </w:lvl>
+    <w:lvl w:ilvl="8" w:tplc="04160005" w:tentative="1">
+      <w:start w:val="1"/>
+      <w:numFmt w:val="bullet"/>
+      <w:lvlText w:val=""/>
+      <w:lvlJc w:val="left"/>
+      <w:pPr>
+        <w:ind w:left="6480" w:hanging="360"/>
+      </w:pPr>
+      <w:rPr>
+        <w:rFonts w:ascii="Wingdings" w:hAnsi="Wingdings" w:hint="default"/>
+      </w:rPr>
+    </w:lvl>
+  </w:abstractNum>
+  <w:num w:numId="1" w16cid:durableId="490221932">
+    <w:abstractNumId w:val="3"/>
+  </w:num>
+  <w:num w:numId="2" w16cid:durableId="1134566158">
+    <w:abstractNumId w:val="2"/>
+  </w:num>
+  <w:num w:numId="3" w16cid:durableId="1625192332">
     <w:abstractNumId w:val="0"/>
+  </w:num>
+  <w:num w:numId="4" w16cid:durableId="1887716456">
+    <w:abstractNumId w:val="1"/>
+  </w:num>
+  <w:num w:numId="5" w16cid:durableId="493303050">
+    <w:abstractNumId w:val="4"/>
   </w:num>
 </w:numbering>
 </file>
 
 <file path=word/styles.xml><?xml version="1.0" encoding="utf-8"?>
-<w:styles xmlns:mc="http://schemas.openxmlformats.org/markup-compatibility/2006" xmlns:r="http://schemas.openxmlformats.org/officeDocument/2006/relationships" xmlns:w="http://schemas.openxmlformats.org/wordprocessingml/2006/main" xmlns:w14="http://schemas.microsoft.com/office/word/2010/wordml" xmlns:w15="http://schemas.microsoft.com/office/word/2012/wordml" mc:Ignorable="w14 w15">
+<w:styles xmlns:mc="http://schemas.openxmlformats.org/markup-compatibility/2006" xmlns:r="http://schemas.openxmlformats.org/officeDocument/2006/relationships" xmlns:w="http://schemas.openxmlformats.org/wordprocessingml/2006/main" xmlns:w14="http://schemas.microsoft.com/office/word/2010/wordml" xmlns:w15="http://schemas.microsoft.com/office/word/2012/wordml" xmlns:w16cex="http://schemas.microsoft.com/office/word/2018/wordml/cex" xmlns:w16cid="http://schemas.microsoft.com/office/word/2016/wordml/cid" xmlns:w16="http://schemas.microsoft.com/office/word/2018/wordml" xmlns:w16du="http://schemas.microsoft.com/office/word/2023/wordml/word16du" xmlns:w16sdtdh="http://schemas.microsoft.com/office/word/2020/wordml/sdtdatahash" xmlns:w16sdtfl="http://schemas.microsoft.com/office/word/2024/wordml/sdtformatlock" xmlns:w16se="http://schemas.microsoft.com/office/word/2015/wordml/symex" mc:Ignorable="w14 w15 w16se w16cid w16 w16cex w16sdtdh w16sdtfl w16du">
   <w:docDefaults>
     <w:rPrDefault>
       <w:rPr>
@@ -260,7 +1253,7 @@
       </w:pPr>
     </w:pPrDefault>
   </w:docDefaults>
-  <w:latentStyles w:defLockedState="0" w:defUIPriority="99" w:defSemiHidden="0" w:defUnhideWhenUsed="0" w:defQFormat="0" w:count="371">
+  <w:latentStyles w:defLockedState="0" w:defUIPriority="99" w:defSemiHidden="0" w:defUnhideWhenUsed="0" w:defQFormat="0" w:count="376">
     <w:lsdException w:name="Normal" w:uiPriority="0" w:qFormat="1"/>
     <w:lsdException w:name="heading 1" w:uiPriority="9" w:qFormat="1"/>
     <w:lsdException w:name="heading 2" w:semiHidden="1" w:uiPriority="9" w:unhideWhenUsed="1" w:qFormat="1"/>
@@ -632,6 +1625,11 @@
     <w:lsdException w:name="List Table 5 Dark Accent 6" w:uiPriority="50"/>
     <w:lsdException w:name="List Table 6 Colorful Accent 6" w:uiPriority="51"/>
     <w:lsdException w:name="List Table 7 Colorful Accent 6" w:uiPriority="52"/>
+    <w:lsdException w:name="Mention" w:semiHidden="1" w:unhideWhenUsed="1"/>
+    <w:lsdException w:name="Smart Hyperlink" w:semiHidden="1" w:unhideWhenUsed="1"/>
+    <w:lsdException w:name="Hashtag" w:semiHidden="1" w:unhideWhenUsed="1"/>
+    <w:lsdException w:name="Unresolved Mention" w:semiHidden="1" w:unhideWhenUsed="1"/>
+    <w:lsdException w:name="Smart Link" w:semiHidden="1" w:unhideWhenUsed="1"/>
   </w:latentStyles>
   <w:style w:type="paragraph" w:default="1" w:styleId="Normal">
     <w:name w:val="Normal"/>
@@ -640,7 +1638,6 @@
   <w:style w:type="character" w:default="1" w:styleId="Fontepargpadro">
     <w:name w:val="Default Paragraph Font"/>
     <w:uiPriority w:val="1"/>
-    <w:semiHidden/>
     <w:unhideWhenUsed/>
   </w:style>
   <w:style w:type="table" w:default="1" w:styleId="Tabelanormal">
